--- a/resumes/general-resume.docx
+++ b/resumes/general-resume.docx
@@ -9,20 +9,20 @@
         <w:tblLook w:firstColumn="1" w:firstRow="1" w:lastColumn="0" w:lastRow="0" w:noHBand="0" w:noVBand="1" w:val="04A0"/>
       </w:tblPr>
       <w:tblGrid>
-        <w:gridCol w:w="1587"/>
-        <w:gridCol w:w="5669"/>
-        <w:gridCol w:w="1361"/>
+        <w:gridCol w:w="2000"/>
+        <w:gridCol w:w="6606"/>
+        <w:gridCol w:w="1600"/>
       </w:tblGrid>
       <w:tr>
         <w:tc>
           <w:tcPr>
-            <w:tcW w:type="dxa" w:w="3513"/>
+            <w:tcW w:type="dxa" w:w="2000"/>
           </w:tcPr>
           <w:p>
             <w:r>
               <w:drawing>
                 <wp:inline xmlns:a="http://schemas.openxmlformats.org/drawingml/2006/main" xmlns:pic="http://schemas.openxmlformats.org/drawingml/2006/picture">
-                  <wp:extent cx="900000" cy="1310789"/>
+                  <wp:extent cx="900000" cy="1260000"/>
                   <wp:docPr id="1" name="Picture 1"/>
                   <wp:cNvGraphicFramePr>
                     <a:graphicFrameLocks noChangeAspect="1"/>
@@ -43,7 +43,7 @@
                         <pic:spPr>
                           <a:xfrm>
                             <a:off x="0" y="0"/>
-                            <a:ext cx="900000" cy="1310789"/>
+                            <a:ext cx="900000" cy="1260000"/>
                           </a:xfrm>
                           <a:prstGeom prst="rect"/>
                         </pic:spPr>
@@ -57,7 +57,7 @@
         </w:tc>
         <w:tc>
           <w:tcPr>
-            <w:tcW w:type="dxa" w:w="3513"/>
+            <w:tcW w:type="dxa" w:w="6606"/>
           </w:tcPr>
           <w:p>
             <w:r>
@@ -166,7 +166,7 @@
         </w:tc>
         <w:tc>
           <w:tcPr>
-            <w:tcW w:type="dxa" w:w="3513"/>
+            <w:tcW w:type="dxa" w:w="1600"/>
           </w:tcPr>
           <w:p>
             <w:pPr>
@@ -260,7 +260,7 @@
           <w:b/>
           <w:sz w:val="21"/>
         </w:rPr>
-        <w:t>证券分析师助理 · 国盛证券股份有限公司</w:t>
+        <w:t>会计实习生 · 上海沪中会计师事务所</w:t>
       </w:r>
     </w:p>
     <w:p>
@@ -272,7 +272,7 @@
           <w:color w:val="888888"/>
           <w:sz w:val="18"/>
         </w:rPr>
-        <w:t>2025.08 - 2025.12</w:t>
+        <w:t>2026.09 - 2026.12</w:t>
       </w:r>
     </w:p>
     <w:p>
@@ -291,7 +291,7 @@
         <w:rPr>
           <w:sz w:val="19"/>
         </w:rPr>
-        <w:t>行业研究：独立完成 3 份消费服务行业深度报告，对比多家上市公司经营数据、分析行业成本端与客单价趋势，核心观点纳入投资参考</w:t>
+        <w:t>审计程序：参与企业年度审计及专项审计项目，负责货币资金、往来款项等科目的实质性程序，完成凭证抽查、银行函证、余额核对及底稿编制</w:t>
       </w:r>
     </w:p>
     <w:p>
@@ -310,7 +310,88 @@
         <w:rPr>
           <w:sz w:val="19"/>
         </w:rPr>
-        <w:t>数据分析：搭建门店经营数据动态监测系统（Excel Power Query + 数据透视表），追踪华东区域门店运营效率，识别库存周转、人效分化等共性成因并提出优化建议</w:t>
+        <w:t>合规审查：负责企业项目申报材料的合规性审查，核对合同、发票、验收材料与账务记录的一致性，识别并纠正材料与账面不符的问题，推动企业补充完善支撑材料</w:t>
+      </w:r>
+    </w:p>
+    <w:p>
+      <w:pPr>
+        <w:spacing w:after="20" w:line="264" w:lineRule="auto"/>
+      </w:pPr>
+      <w:r>
+        <w:rPr>
+          <w:b/>
+          <w:color w:val="888888"/>
+          <w:sz w:val="19"/>
+        </w:rPr>
+        <w:t xml:space="preserve">· </w:t>
+      </w:r>
+      <w:r>
+        <w:rPr>
+          <w:sz w:val="19"/>
+        </w:rPr>
+        <w:t>底稿归档：协助项目经理执行审计调整与试算平衡，按审计准则归档工作底稿，确保项目按期出具审计报告</w:t>
+      </w:r>
+    </w:p>
+    <w:p>
+      <w:pPr>
+        <w:spacing w:after="0"/>
+      </w:pPr>
+      <w:r>
+        <w:rPr>
+          <w:b/>
+          <w:sz w:val="21"/>
+        </w:rPr>
+        <w:t>产业调研与项目评估 · 上海市经济和信息化委员会</w:t>
+      </w:r>
+    </w:p>
+    <w:p>
+      <w:pPr>
+        <w:spacing w:after="20"/>
+      </w:pPr>
+      <w:r>
+        <w:rPr>
+          <w:color w:val="888888"/>
+          <w:sz w:val="18"/>
+        </w:rPr>
+        <w:t>2026.03 - 2026.07</w:t>
+      </w:r>
+    </w:p>
+    <w:p>
+      <w:pPr>
+        <w:spacing w:after="20" w:line="264" w:lineRule="auto"/>
+      </w:pPr>
+      <w:r>
+        <w:rPr>
+          <w:b/>
+          <w:color w:val="888888"/>
+          <w:sz w:val="19"/>
+        </w:rPr>
+        <w:t xml:space="preserve">· </w:t>
+      </w:r>
+      <w:r>
+        <w:rPr>
+          <w:sz w:val="19"/>
+        </w:rPr>
+        <w:t>政策调研：参与 20+ 场智能制造项目评审与产业政策研究，梳理企业申报材料的资质、证明链与数据一致性，优化审核清单后项目通过率提升至 95%</w:t>
+      </w:r>
+    </w:p>
+    <w:p>
+      <w:pPr>
+        <w:spacing w:after="20" w:line="264" w:lineRule="auto"/>
+      </w:pPr>
+      <w:r>
+        <w:rPr>
+          <w:b/>
+          <w:color w:val="888888"/>
+          <w:sz w:val="19"/>
+        </w:rPr>
+        <w:t xml:space="preserve">· </w:t>
+      </w:r>
+      <w:r>
+        <w:rPr>
+          <w:sz w:val="19"/>
+        </w:rPr>
+        <w:t>企业调研：实地走访 15+ 家新能源及高端装备企业，撰写 3 篇产业调研报告，锻炼信息归纳、跨层级沟通与需求对接能力</w:t>
       </w:r>
     </w:p>
     <w:p>
@@ -384,7 +465,7 @@
           <w:b/>
           <w:sz w:val="21"/>
         </w:rPr>
-        <w:t>产业调研与项目评估 · 上海市经济和信息化委员会</w:t>
+        <w:t>证券分析师助理 · 国盛证券股份有限公司</w:t>
       </w:r>
     </w:p>
     <w:p>
@@ -396,7 +477,7 @@
           <w:color w:val="888888"/>
           <w:sz w:val="18"/>
         </w:rPr>
-        <w:t>2026.03 - 2026.07</w:t>
+        <w:t>2025.08 - 2025.12</w:t>
       </w:r>
     </w:p>
     <w:p>
@@ -415,7 +496,7 @@
         <w:rPr>
           <w:sz w:val="19"/>
         </w:rPr>
-        <w:t>政策调研：参与 20+ 场智能制造项目评审与产业政策研究，梳理企业申报材料的资质、证明链与数据一致性，优化审核清单后项目通过率提升至 95%</w:t>
+        <w:t>行业研究：独立完成 3 份消费服务行业深度报告，对比多家上市公司经营数据、分析行业成本端与客单价趋势，核心观点纳入投资参考</w:t>
       </w:r>
     </w:p>
     <w:p>
@@ -434,7 +515,7 @@
         <w:rPr>
           <w:sz w:val="19"/>
         </w:rPr>
-        <w:t>企业调研：实地走访 15+ 家新能源及高端装备企业，撰写 3 篇产业调研报告，锻炼信息归纳、跨层级沟通与需求对接能力</w:t>
+        <w:t>数据分析：搭建门店经营数据动态监测系统（Excel Power Query + 数据透视表），追踪华东区域门店运营效率，识别库存周转、人效分化等共性成因并提出优化建议</w:t>
       </w:r>
     </w:p>
     <w:p>
@@ -478,6 +559,279 @@
           <w:sz w:val="19"/>
         </w:rPr>
         <w:t>综合实践：参与西部计划宣讲会筹备、政府公文收发登记与台账管理，承担高三教学辅助工作，均获实习鉴定优秀评价</w:t>
+      </w:r>
+    </w:p>
+    <w:p>
+      <w:pPr>
+        <w:spacing w:before="60" w:after="20"/>
+        <w:pBdr>
+          <w:bottom w:val="single" w:sz="6" w:space="2" w:color="2f6b50"/>
+        </w:pBdr>
+      </w:pPr>
+      <w:r>
+        <w:rPr>
+          <w:b/>
+          <w:color w:val="2F6B50"/>
+          <w:sz w:val="23"/>
+        </w:rPr>
+        <w:t>项目经历</w:t>
+      </w:r>
+    </w:p>
+    <w:p>
+      <w:pPr>
+        <w:spacing w:after="0"/>
+      </w:pPr>
+      <w:r>
+        <w:rPr>
+          <w:b/>
+          <w:sz w:val="21"/>
+        </w:rPr>
+        <w:t>智能工厂能级提升 · 全流程可观测与指挥平台（数据产品 / 产业研究）</w:t>
+      </w:r>
+    </w:p>
+    <w:p>
+      <w:pPr>
+        <w:spacing w:after="20"/>
+      </w:pPr>
+      <w:r>
+        <w:rPr>
+          <w:color w:val="888888"/>
+          <w:sz w:val="18"/>
+        </w:rPr>
+        <w:t>2026.07 – 至今</w:t>
+      </w:r>
+    </w:p>
+    <w:p>
+      <w:pPr>
+        <w:spacing w:after="20" w:line="264" w:lineRule="auto"/>
+      </w:pPr>
+      <w:r>
+        <w:rPr>
+          <w:b/>
+          <w:color w:val="888888"/>
+          <w:sz w:val="19"/>
+        </w:rPr>
+        <w:t xml:space="preserve">· </w:t>
+      </w:r>
+      <w:r>
+        <w:rPr>
+          <w:sz w:val="19"/>
+        </w:rPr>
+        <w:t>平台构建：围绕 2026 版《智能工厂梯度培育要素条件》与制造业智能化专项资金评审逻辑，构建「全流程可观测指挥平台」——大屏看板（10 屏：总控驾驶舱 / 设备 OEE / 质量一次合格 / 生产进度·订单 / 物流·物料 / 能耗·安环 / 人员·班组 / 异常 Andon / 数字孪生平面图 / 视频监控），并整合「申报—诊断—建设—验收—整改」五阶段可交互「全链路表」。</w:t>
+      </w:r>
+    </w:p>
+    <w:p>
+      <w:pPr>
+        <w:spacing w:after="20" w:line="264" w:lineRule="auto"/>
+      </w:pPr>
+      <w:r>
+        <w:rPr>
+          <w:b/>
+          <w:color w:val="888888"/>
+          <w:sz w:val="19"/>
+        </w:rPr>
+        <w:t xml:space="preserve">· </w:t>
+      </w:r>
+      <w:r>
+        <w:rPr>
+          <w:sz w:val="19"/>
+        </w:rPr>
+        <w:t>技术实现：前端原生 HTML/CSS/JS 单页应用，后端 MES 适配器（mes_adapter.py + integration.json + server.py）对接生产数据，集成 RTSP 视频监控网关与数字孪生产线平面图；结构化数据底座含 TIERS 4 级能级梯度 / AREAS 5 大建设环节 / KPI_REF 22 项绩效指标 / CHAIN 5 阶段流程 / CASES 9 行业标杆 / ISSUES 6 类评审共性问题，量化指标均取自会议材料原文，无法核定的以「见审计报告」标注。</w:t>
+      </w:r>
+    </w:p>
+    <w:p>
+      <w:pPr>
+        <w:spacing w:after="20" w:line="264" w:lineRule="auto"/>
+      </w:pPr>
+      <w:r>
+        <w:rPr>
+          <w:b/>
+          <w:color w:val="888888"/>
+          <w:sz w:val="19"/>
+        </w:rPr>
+        <w:t xml:space="preserve">· </w:t>
+      </w:r>
+      <w:r>
+        <w:rPr>
+          <w:sz w:val="19"/>
+        </w:rPr>
+        <w:t>运行机制：以「梯度培育要素条件 + 五大环节 + 22 项 KPI」为框架，实现能级梯度对比、全链路流程导航、企业案例库检索（和元生物 / hiFleet / 某车企 / 中船动力等 9 家），支持按梯度 / 行业 / 环节多维筛选，输出可复用诊断结论。</w:t>
+      </w:r>
+    </w:p>
+    <w:p>
+      <w:pPr>
+        <w:spacing w:after="20" w:line="264" w:lineRule="auto"/>
+      </w:pPr>
+      <w:r>
+        <w:rPr>
+          <w:b/>
+          <w:color w:val="888888"/>
+          <w:sz w:val="19"/>
+        </w:rPr>
+        <w:t xml:space="preserve">· </w:t>
+      </w:r>
+      <w:r>
+        <w:rPr>
+          <w:sz w:val="19"/>
+        </w:rPr>
+        <w:t>评审洞察：沉淀跨案例共性问题——预算/实际倒挂 20% 红线、一次合格率 vs 返修后合格率口径歧义、考核指标需 M 系统实时采集溯源等，形成智能工厂能级提升方法论与决策参考，已发布开源仓库并部署 GitHub Pages / CloudStudio 在线演示。</w:t>
+      </w:r>
+    </w:p>
+    <w:p>
+      <w:pPr>
+        <w:spacing w:after="20" w:line="264" w:lineRule="auto"/>
+      </w:pPr>
+      <w:r>
+        <w:rPr>
+          <w:b/>
+          <w:color w:val="888888"/>
+          <w:sz w:val="19"/>
+        </w:rPr>
+        <w:t xml:space="preserve">· </w:t>
+      </w:r>
+      <w:r>
+        <w:rPr>
+          <w:sz w:val="19"/>
+        </w:rPr>
+        <w:t>项目地址（3 个真实可访问）：GitHub 仓库 github.com/wzx11223344/smart-factory-dashboard ｜ 在线演示 wzx11223344.github.io/smart-factory-dashboard/ ｜ CloudStudio 一键部署 https://9b4a9004620c4d2b99481077cf6f4a94.gz5.agentos-app.net</w:t>
+      </w:r>
+    </w:p>
+    <w:p>
+      <w:pPr>
+        <w:spacing w:after="0"/>
+      </w:pPr>
+      <w:r>
+        <w:rPr>
+          <w:b/>
+          <w:sz w:val="21"/>
+        </w:rPr>
+        <w:t>经济文明推演引擎 · 复杂社会经济系统因果识别与情景推演平台（研究产品 / 宏观量化）</w:t>
+      </w:r>
+    </w:p>
+    <w:p>
+      <w:pPr>
+        <w:spacing w:after="20"/>
+      </w:pPr>
+      <w:r>
+        <w:rPr>
+          <w:color w:val="888888"/>
+          <w:sz w:val="18"/>
+        </w:rPr>
+        <w:t>2026.07 – 至今</w:t>
+      </w:r>
+    </w:p>
+    <w:p>
+      <w:pPr>
+        <w:spacing w:after="20" w:line="264" w:lineRule="auto"/>
+      </w:pPr>
+      <w:r>
+        <w:rPr>
+          <w:b/>
+          <w:color w:val="888888"/>
+          <w:sz w:val="19"/>
+        </w:rPr>
+        <w:t xml:space="preserve">· </w:t>
+      </w:r>
+      <w:r>
+        <w:rPr>
+          <w:sz w:val="19"/>
+        </w:rPr>
+        <w:t>项目定位：面向「复杂经济系统可计算化」的宏观经济研究沙盘——以因果推断为内核，将「识别→估计→传导→推演→验证」串成可复用研究链路，服务于政策效应评估与情景研判。</w:t>
+      </w:r>
+    </w:p>
+    <w:p>
+      <w:pPr>
+        <w:spacing w:after="20" w:line="264" w:lineRule="auto"/>
+      </w:pPr>
+      <w:r>
+        <w:rPr>
+          <w:b/>
+          <w:color w:val="888888"/>
+          <w:sz w:val="19"/>
+        </w:rPr>
+        <w:t xml:space="preserve">· </w:t>
+      </w:r>
+      <w:r>
+        <w:rPr>
+          <w:sz w:val="19"/>
+        </w:rPr>
+        <w:t>平台构建：围绕“复杂经济系统的可计算化与可推演化”，构建「经济文明推演引擎」——可交互研究沙盘（6 屏：因果图谱 / 政策冲击反事实 / 产业传导网络 / 区域韧性监测 / 情景推演 / 知识引擎），并整合「识别—估计—传导—推演—验证」五阶段可交互「研究全链路表」。</w:t>
+      </w:r>
+    </w:p>
+    <w:p>
+      <w:pPr>
+        <w:spacing w:after="20" w:line="264" w:lineRule="auto"/>
+      </w:pPr>
+      <w:r>
+        <w:rPr>
+          <w:b/>
+          <w:color w:val="888888"/>
+          <w:sz w:val="19"/>
+        </w:rPr>
+        <w:t xml:space="preserve">· </w:t>
+      </w:r>
+      <w:r>
+        <w:rPr>
+          <w:sz w:val="19"/>
+        </w:rPr>
+        <w:t>技术实现：前端原生 HTML/CSS/JS 单页应用，后端宏观数据适配器（macro_adapter.py + ontology.json + server.py）对接多源宏观数据（WB / FRED / 国家统计局 / Wind / CEIC），集成计量—因果混合引擎（pyconometrics + causal-inference-ml）；结构化数据底座含 CAUSES 7 类识别策略 / CHANNELS 4 类传导机制 / SHOCKS 9 类外生冲击 / INDICATORS 三级指标体系 / POLICIES 反事实政策库 / LITERATURE 方法论库，量化指标均取自权威数据源，无法核定的以「见原始统计」标注。</w:t>
+      </w:r>
+    </w:p>
+    <w:p>
+      <w:pPr>
+        <w:spacing w:after="20" w:line="264" w:lineRule="auto"/>
+      </w:pPr>
+      <w:r>
+        <w:rPr>
+          <w:b/>
+          <w:color w:val="888888"/>
+          <w:sz w:val="19"/>
+        </w:rPr>
+        <w:t xml:space="preserve">· </w:t>
+      </w:r>
+      <w:r>
+        <w:rPr>
+          <w:sz w:val="19"/>
+        </w:rPr>
+        <w:t>运行机制：以「因果识别 + 系统传导 + 情景推演」为框架，实现政策效应反事实估计、产业冲击传导仿真、区域韧性动态监测，支持按区域 / 行业 / 政策类型多维筛选，输出可复用的研究结论与政策备忘录。</w:t>
+      </w:r>
+    </w:p>
+    <w:p>
+      <w:pPr>
+        <w:spacing w:after="20" w:line="264" w:lineRule="auto"/>
+      </w:pPr>
+      <w:r>
+        <w:rPr>
+          <w:b/>
+          <w:color w:val="888888"/>
+          <w:sz w:val="19"/>
+        </w:rPr>
+        <w:t xml:space="preserve">· </w:t>
+      </w:r>
+      <w:r>
+        <w:rPr>
+          <w:sz w:val="19"/>
+        </w:rPr>
+        <w:t>评审洞察：沉淀跨情景共性问题——相关非因果的误判红线、识别策略需外生变异支撑、传导机制的时滞与异质性、政策评估需控制混淆与选择性偏差等，形成「用因果推断解码经济规律」的方法论与决策参考，已发布开源仓库并部署 GitHub Pages 在线演示。</w:t>
+      </w:r>
+    </w:p>
+    <w:p>
+      <w:pPr>
+        <w:spacing w:after="20" w:line="264" w:lineRule="auto"/>
+      </w:pPr>
+      <w:r>
+        <w:rPr>
+          <w:b/>
+          <w:color w:val="888888"/>
+          <w:sz w:val="19"/>
+        </w:rPr>
+        <w:t xml:space="preserve">· </w:t>
+      </w:r>
+      <w:r>
+        <w:rPr>
+          <w:sz w:val="19"/>
+        </w:rPr>
+        <w:t>项目地址（2 个真实可访问）：开源仓库 github.com/wzx11223344/econ-civilization-engine ｜ 在线演示 wzx11223344.github.io/econ-civilization-engine/</w:t>
       </w:r>
     </w:p>
     <w:p>
@@ -676,25 +1030,6 @@
         <w:rPr>
           <w:sz w:val="19"/>
         </w:rPr>
-        <w:t>数据驱动选题：基于播放、完播与互动数据复盘爆款共性、反推垂类选题，并将游戏社区运营的用户洞察与方法论迁移至商业内容运营的选题与增长策略</w:t>
-      </w:r>
-    </w:p>
-    <w:p>
-      <w:pPr>
-        <w:spacing w:after="20" w:line="264" w:lineRule="auto"/>
-      </w:pPr>
-      <w:r>
-        <w:rPr>
-          <w:b/>
-          <w:color w:val="888888"/>
-          <w:sz w:val="19"/>
-        </w:rPr>
-        <w:t xml:space="preserve">· </w:t>
-      </w:r>
-      <w:r>
-        <w:rPr>
-          <w:sz w:val="19"/>
-        </w:rPr>
         <w:t>代表作《你天生就是玩群星的料！》单条播放 50.7 万、《这图片差点没崩住》25.1 万；累计互动收藏 9.9 万、投币 1 万、分享 1 万，单粉播放比约 1,467，内容传播力突出</w:t>
       </w:r>
     </w:p>
@@ -759,7 +1094,7 @@
           <w:color w:val="444444"/>
           <w:sz w:val="19"/>
         </w:rPr>
-        <w:t xml:space="preserve"> 开源 80+ 经济与数据科学项目（P</w:t>
+        <w:t xml:space="preserve"> 开源 100+ 经济与数据科学项目（P</w:t>
       </w:r>
       <w:r>
         <w:rPr>
@@ -1077,59 +1412,11 @@
         <w:rPr>
           <w:sz w:val="19"/>
         </w:rPr>
-        <w:t>经济学本科（前 30%），持基金/银行从业双证及初级会计；四段实践覆盖证券分析、人力资源、政策调研与基层行政，具备数据分析、公文写作与跨部门协作能力；GitHub 开源 80+、B站累计播放 650.7 万，能将实证分析与内容运营用于业务研判与综合管理等多方向岗位。</w:t>
+        <w:t>经济学本科（前 30%），持基金/银行从业双证及初级会计；四段实践覆盖证券分析、人力资源、政策调研与基层行政，具备数据分析、公文写作与跨部门协作能力；GitHub 开源 100+、B站累计播放 650.7 万，能将实证分析与内容运营用于业务研判与综合管理等多方向岗位。</w:t>
       </w:r>
     </w:p>
-    <w:p>
-      <w:pPr>
-        <w:spacing w:before="60" w:after="20"/>
-        <w:pBdr>
-          <w:bottom w:val="single" w:sz="6" w:space="2" w:color="44557a"/>
-        </w:pBdr>
-      </w:pPr>
-      <w:r>
-        <w:rPr>
-          <w:b/>
-          <w:color w:val="44557A"/>
-          <w:sz w:val="23"/>
-        </w:rPr>
-        <w:t>作品集</w:t>
-      </w:r>
-    </w:p>
-    <w:p>
-      <w:pPr>
-        <w:spacing w:after="20"/>
-      </w:pPr>
-      <w:r>
-        <w:rPr>
-          <w:sz w:val="19"/>
-        </w:rPr>
-        <w:t>交互式作品集（GitHub Pages·6 岗定制）：含杜邦分析、异常交易检测、期权微笑、RFM 用户分层、神经网络训练、K-Means 聚类等真实业务场景的可交互图表，代码全开源；点右上二维码或下方「作品集🔗」看本岗专属交互版。</w:t>
-      </w:r>
-    </w:p>
-    <w:p>
-      <w:pPr>
-        <w:spacing w:after="40"/>
-      </w:pPr>
-      <w:r>
-        <w:rPr>
-          <w:color w:val="666666"/>
-          <w:sz w:val="19"/>
-        </w:rPr>
-        <w:t>查看本岗交互版：</w:t>
-      </w:r>
-      <w:hyperlink r:id="rId13">
-        <w:r>
-          <w:rPr>
-            <w:color w:val="44557A"/>
-            <w:sz w:val="19"/>
-          </w:rPr>
-          <w:t>wzx11223344.github.io/portfolio-demo/positions/general.html</w:t>
-        </w:r>
-      </w:hyperlink>
-    </w:p>
     <w:sectPr>
-      <w:pgSz w:w="12240" w:h="15840"/>
+      <w:pgSz w:w="11906" w:h="16838"/>
       <w:pgMar w:top="680" w:right="850" w:bottom="680" w:left="850" w:header="720" w:footer="720" w:gutter="0"/>
       <w:cols w:space="720"/>
       <w:docGrid w:linePitch="360"/>
